--- a/courts/tenth-circuit/oklahoma/state/court-of-criminal-appeals/motion-brief/usage/OUTPUT-motion-brief.docx
+++ b/courts/tenth-circuit/oklahoma/state/court-of-criminal-appeals/motion-brief/usage/OUTPUT-motion-brief.docx
@@ -1640,7 +1640,7 @@
         <w:pStyle w:val="BodyText"/>
       </w:pPr>
       <w:r>
-        <w:t xml:space="preserve">In issuing its decision in this case, this Court stayed the mandate for twenty days. Bosse v. State, 2021 OK CR 3, ¶ 30, P.3d , . Ordinarily, the stay of the mandate is automatically extended if a petition for rehearing is filed, pending the disposition of that petition. See Rule 3.15(B), Rules of the Oklahoma Court of Criminal Appeals, Title 22, Ch. 18, App. (2011) (“If a petition for a rehearing is timely filed after the filing of a decision, the mandate shall not issue until the disposition of the petition for rehearing . .</w:t>
+        <w:t xml:space="preserve">In issuing its decision in this case, this Court stayed the mandate for twenty days. Bosse v. State, 2021 OK CR 3, ¶ 30, P.3d ⁠, ⁠. Ordinarily, the stay of the mandate is automatically extended if a petition for rehearing is filed, pending the disposition of that petition. See Rule 3.15(B), Rules of the Oklahoma Court of Criminal Appeals, Title 22, Ch. 18, App. (2011) (“If a petition for a rehearing is timely filed after the filing of a decision, the mandate shall not issue until the disposition of the petition for rehearing ⁠. ⁠.</w:t>
       </w:r>
     </w:p>
     <w:p>
@@ -1648,7 +1648,7 @@
         <w:pStyle w:val="BodyText"/>
       </w:pPr>
       <w:r>
-        <w:t xml:space="preserve">. .“). Here, as shown in the State’s contemporaneously filed Motion for Leave to File Petition for Rehearing, this Court has made this post-conviction appeal subject to Rule 3.15. Bosse, 2021 OK CR 3, ¶ 30, P.3d at . Accordingly, the State submits that it is entitled to an automatic further stay of the mandate pending this Court’s resolution of its petition for rehearing pursuant to Rule 3.15(B).</w:t>
+        <w:t xml:space="preserve">. ⁠.“). Here, as shown in the State’s contemporaneously filed Motion for Leave to File Petition for Rehearing, this Court has made this post-conviction appeal subject to Rule 3.15. Bosse, 2021 OK CR 3, ¶ 30, P.3d at ⁠. Accordingly, the State submits that it is entitled to an automatic further stay of the mandate pending this Court’s resolution of its petition for rehearing pursuant to Rule 3.15(B).</w:t>
       </w:r>
     </w:p>
     <w:p>
@@ -1812,7 +1812,7 @@
         <w:pStyle w:val="BodyText"/>
       </w:pPr>
       <w:r>
-        <w:t xml:space="preserve">Alternatively, assuming this Court concludes that the State is not automatically entitled to further stay of the mandate, Rule 3.15(B) provides for a further stay where “good cause” is “shown.” Rule 3.15(B), Rules of the Oklahoma Court of Criminal Appeals, Title 22, Ch. 18, App. (2011) (“When the petition for rehearing has been decided, the mandate shall issue forthwith. The mandate shall not be recalled, nor stayed pending an appeal to any other court, • . . unless a majority of the Court, for good cause shown, recalls or stays the mandate.”). As shown below, the State has good cause because it has filed a petition for rehearing and weighty interests compel staying the mandate until these matters have been fully litigated.</w:t>
+        <w:t xml:space="preserve">Alternatively, assuming this Court concludes that the State is not automatically entitled to further stay of the mandate, Rule 3.15(B) provides for a further stay where “good cause” is “shown.” Rule 3.15(B), Rules of the Oklahoma Court of Criminal Appeals, Title 22, Ch. 18, App. (2011) (“When the petition for rehearing has been decided, the mandate shall issue forthwith. The mandate shall not be recalled, nor stayed pending an appeal to any other court, • ⁠. ⁠. unless a majority of the Court, for good cause shown, recalls or stays the mandate.”). As shown below, the State has good cause because it has filed a petition for rehearing and weighty interests compel staying the mandate until these matters have been fully litigated.</w:t>
       </w:r>
     </w:p>
     <w:p>
@@ -1844,7 +1844,7 @@
         <w:pStyle w:val="BodyText"/>
       </w:pPr>
       <w:r>
-        <w:t xml:space="preserve">Moreover, in addition to the State’s state law procedural arguments, the State’s arguments also present an important question of federal law. The State’s concurrent jurisdiction arguments, if they ultimately prevail, would have a substantial mitigating effect on the jurisdictional upset in the state. See Bosse, 2021 OK CR 3, ¶ 6, 8, P.3d at (Hudson, J., concurring in results) (noting “the growing number of cases. . . where non-Indian defendants are challenging their state convictions using McGirt because their victims were Indian” (emphasis in original)). As previously shown by the State, the Supreme Court has addressed this issue only in dicta (Petitioner’s Proposition I in Light of the Supreme Court’s Decision in McGirt v. Oklahoma, 140 S. Ct. 2452 (2020) at 15</w:t>
+        <w:t xml:space="preserve">Moreover, in addition to the State’s state law procedural arguments, the State’s arguments also present an important question of federal law. The State’s concurrent jurisdiction arguments, if they ultimately prevail, would have a substantial mitigating effect on the jurisdictional upset in the state. See Bosse, 2021 OK CR 3, ¶ 6, 8, P.3d at (Hudson, J., concurring in results) (noting “the growing number of cases. ⁠. ⁠. where non-Indian defendants are challenging their state convictions using McGirt because their victims were Indian” (emphasis in original)). As previously shown by the State, the Supreme Court has addressed this issue only in dicta (Petitioner’s Proposition I in Light of the Supreme Court’s Decision in McGirt v. Oklahoma, 140 S. Ct. 2452 (2020) at 15</w:t>
       </w:r>
       <w:r>
         <w:noBreakHyphen/>
@@ -1882,7 +1882,7 @@
         <w:pStyle w:val="BodyText"/>
       </w:pPr>
       <w:r>
-        <w:t xml:space="preserve">As a final matter, Petitioner would be hard-pressed to argue any prejudice from a further stay of the mandate. As Petitioner’s counsel stated at the evidentiary hearing, dismissing the impact of this jurisdictional claim on the victims’ family, “This case will be brought in federal court. . . . And Mr. Bosse is not going anywhere. He’s going to another prison. That’s all that’s going to happen.” (Evidentiary Hearing Transcript at 22). Any claim of prejudice by Petitioner now would be disingenuous and should not prevent this Court from further staying the mandate. See Tiger v. State, 1995 OK CR 59, ¶ 5, 907 P.2d 1075, 1076 (refusing to recall the mandate where the recall would “prejudice the Petitioner”).</w:t>
+        <w:t xml:space="preserve">As a final matter, Petitioner would be hard-pressed to argue any prejudice from a further stay of the mandate. As Petitioner’s counsel stated at the evidentiary hearing, dismissing the impact of this jurisdictional claim on the victims’ family, “This case will be brought in federal court. ⁠. ⁠. ⁠. And Mr. Bosse is not going anywhere. He’s going to another prison. That’s all that’s going to happen.” (Evidentiary Hearing Transcript at 22). Any claim of prejudice by Petitioner now would be disingenuous and should not prevent this Court from further staying the mandate. See Tiger v. State, 1995 OK CR 59, ¶ 5, 907 P.2d 1075, 1076 (refusing to recall the mandate where the recall would “prejudice the Petitioner”).</w:t>
       </w:r>
     </w:p>
     <w:p>
@@ -3514,6 +3514,7 @@
     <w:unhideWhenUsed/>
     <w:qFormat/>
     <w:pPr>
+      <w:keepLines/>
       <w:spacing w:before="0" w:after="140" w:line="299" w:lineRule="exact"/>
     </w:pPr>
     <w:rPr>
@@ -3764,6 +3765,33 @@
     <w:pPr>
       <w:spacing w:before="0" w:after="0" w:line="299" w:lineRule="exact"/>
       <w:ind w:left="2160" w:hanging="720"/>
+    </w:pPr>
+  </w:style>
+  <w:style w:type="paragraph" w:customStyle="1" w:styleId="XdQuoteList1">
+    <w:name w:val="Xd Quote List 1"/>
+    <w:basedOn w:val="Normal"/>
+    <w:qFormat/>
+    <w:pPr>
+      <w:spacing w:before="0" w:after="0" w:line="299" w:lineRule="exact"/>
+      <w:ind w:left="1440" w:right="720" w:hanging="720"/>
+    </w:pPr>
+  </w:style>
+  <w:style w:type="paragraph" w:customStyle="1" w:styleId="XdQuoteList2">
+    <w:name w:val="Xd Quote List 2"/>
+    <w:basedOn w:val="Normal"/>
+    <w:qFormat/>
+    <w:pPr>
+      <w:spacing w:before="0" w:after="0" w:line="299" w:lineRule="exact"/>
+      <w:ind w:left="2160" w:right="720" w:hanging="720"/>
+    </w:pPr>
+  </w:style>
+  <w:style w:type="paragraph" w:customStyle="1" w:styleId="XdQuoteList3">
+    <w:name w:val="Xd Quote List 3"/>
+    <w:basedOn w:val="Normal"/>
+    <w:qFormat/>
+    <w:pPr>
+      <w:spacing w:before="0" w:after="0" w:line="299" w:lineRule="exact"/>
+      <w:ind w:left="2880" w:right="720" w:hanging="720"/>
     </w:pPr>
   </w:style>
   <w:style w:type="paragraph" w:customStyle="1" w:styleId="SourceCode">

--- a/courts/tenth-circuit/oklahoma/state/court-of-criminal-appeals/motion-brief/usage/OUTPUT-motion-brief.docx
+++ b/courts/tenth-circuit/oklahoma/state/court-of-criminal-appeals/motion-brief/usage/OUTPUT-motion-brief.docx
@@ -13,11 +13,7 @@
           <w:b/>
           <w:bCs/>
         </w:rPr>
-        <w:t xml:space="preserve">PCD</w:t>
-        <w:noBreakHyphen/>
-        <w:t xml:space="preserve">2019</w:t>
-        <w:noBreakHyphen/>
-        <w:t xml:space="preserve">124</w:t>
+        <w:t xml:space="preserve">PCD-⁠2019-⁠124</w:t>
       </w:r>
     </w:p>
     <w:p>
@@ -325,11 +321,7 @@
               <w:t xml:space="preserve"> </w:t>
             </w:r>
             <w:r>
-              <w:t xml:space="preserve">PCD</w:t>
-              <w:noBreakHyphen/>
-              <w:t xml:space="preserve">2019</w:t>
-              <w:noBreakHyphen/>
-              <w:t xml:space="preserve">124</w:t>
+              <w:t xml:space="preserve">PCD-⁠2019-⁠124</w:t>
             </w:r>
           </w:p>
         </w:tc>
@@ -914,9 +906,7 @@
               <w:t xml:space="preserve"> </w:t>
             </w:r>
             <w:r>
-              <w:t xml:space="preserve">521</w:t>
-              <w:noBreakHyphen/>
-              <w:t xml:space="preserve">3921</w:t>
+              <w:t xml:space="preserve">521-⁠3921</w:t>
             </w:r>
           </w:p>
           <w:p>
@@ -932,9 +922,7 @@
               <w:t xml:space="preserve"> </w:t>
             </w:r>
             <w:r>
-              <w:t xml:space="preserve">522</w:t>
-              <w:noBreakHyphen/>
-              <w:t xml:space="preserve">4534</w:t>
+              <w:t xml:space="preserve">522-⁠4534</w:t>
             </w:r>
             <w:r>
               <w:t xml:space="preserve"> </w:t>
@@ -1844,37 +1832,7 @@
         <w:pStyle w:val="BodyText"/>
       </w:pPr>
       <w:r>
-        <w:t xml:space="preserve">Moreover, in addition to the State’s state law procedural arguments, the State’s arguments also present an important question of federal law. The State’s concurrent jurisdiction arguments, if they ultimately prevail, would have a substantial mitigating effect on the jurisdictional upset in the state. See Bosse, 2021 OK CR 3, ¶ 6, 8, P.3d at (Hudson, J., concurring in results) (noting “the growing number of cases. ⁠. ⁠. where non-Indian defendants are challenging their state convictions using McGirt because their victims were Indian” (emphasis in original)). As previously shown by the State, the Supreme Court has addressed this issue only in dicta (Petitioner’s Proposition I in Light of the Supreme Court’s Decision in McGirt v. Oklahoma, 140 S. Ct. 2452 (2020) at 15</w:t>
-      </w:r>
-      <w:r>
-        <w:noBreakHyphen/>
-      </w:r>
-      <w:r>
-        <w:t xml:space="preserve">16, filed August 4, 2020). This Court’s decision has also created a conflict in interpreting Gonzalez v. Thaler, 565 U.S. 134 (2012), which this Court held to prohibit it from barring Indian Country jurisdictional claims, when McGirt itself repeatedly indicates that such claims can be barred (Petition for Rehearing at 9</w:t>
-      </w:r>
-      <w:r>
-        <w:noBreakHyphen/>
-      </w:r>
-      <w:r>
-        <w:t xml:space="preserve">11, filed March 31, 2021). And this Court’s decision conflicts with United States v. Cotton, 535 U.S. 625 (2002), and multiple federal cases that rely on Cotton, by treating Indian Country jurisdictional claims as non-waivable subject matter jurisdiction claims that implicate the power of the trial court to adjudicate a case (Petition for Rehearing at 11</w:t>
-      </w:r>
-      <w:r>
-        <w:noBreakHyphen/>
-      </w:r>
-      <w:r>
-        <w:t xml:space="preserve">15, filed March 31, 2021). These federal issues present an opportunity for seeking a writ of certiorari, so the mandate should be stayed until certiorari is resolved or the opportunity to seek it has expired. See Post v. State, 1986 OK CR 52, ¶ 6, 717 P.2d 1151, 1152 (holding that, although “the petition for rehearing should be denied,” “[b]ecause the Supreme Court has not addressed this precise issue, we agree that the mandate should be stayed” so that the State “may lodge a petition for writ of certiorari with the United States Supreme Court”); Murphy v. Royal, No. 07</w:t>
-      </w:r>
-      <w:r>
-        <w:noBreakHyphen/>
-      </w:r>
-      <w:r>
-        <w:t xml:space="preserve">7068 &amp; No. 15</w:t>
-      </w:r>
-      <w:r>
-        <w:noBreakHyphen/>
-      </w:r>
-      <w:r>
-        <w:t xml:space="preserve">7041, Order (Nov. 16, 2017) (staying mandate “until the deadline passes for filing a certiorari petition in the Supreme Court” or if the court “receives notice the respondent has filed a petition the stay will continue until the Supreme Court’s final disposition”).</w:t>
+        <w:t xml:space="preserve">Moreover, in addition to the State’s state law procedural arguments, the State’s arguments also present an important question of federal law. The State’s concurrent jurisdiction arguments, if they ultimately prevail, would have a substantial mitigating effect on the jurisdictional upset in the state. See Bosse, 2021 OK CR 3, ¶ 6, 8, P.3d at (Hudson, J., concurring in results) (noting “the growing number of cases. ⁠. ⁠. where non-Indian defendants are challenging their state convictions using McGirt because their victims were Indian” (emphasis in original)). As previously shown by the State, the Supreme Court has addressed this issue only in dicta (Petitioner’s Proposition I in Light of the Supreme Court’s Decision in McGirt v. Oklahoma, 140 S. Ct. 2452 (2020) at 15-⁠16, filed August 4, 2020). This Court’s decision has also created a conflict in interpreting Gonzalez v. Thaler, 565 U.S. 134 (2012), which this Court held to prohibit it from barring Indian Country jurisdictional claims, when McGirt itself repeatedly indicates that such claims can be barred (Petition for Rehearing at 9-⁠11, filed March 31, 2021). And this Court’s decision conflicts with United States v. Cotton, 535 U.S. 625 (2002), and multiple federal cases that rely on Cotton, by treating Indian Country jurisdictional claims as non-waivable subject matter jurisdiction claims that implicate the power of the trial court to adjudicate a case (Petition for Rehearing at 11-⁠15, filed March 31, 2021). These federal issues present an opportunity for seeking a writ of certiorari, so the mandate should be stayed until certiorari is resolved or the opportunity to seek it has expired. See Post v. State, 1986 OK CR 52, ¶ 6, 717 P.2d 1151, 1152 (holding that, although “the petition for rehearing should be denied,” “[b]ecause the Supreme Court has not addressed this precise issue, we agree that the mandate should be stayed” so that the State “may lodge a petition for writ of certiorari with the United States Supreme Court”); Murphy v. Royal, No. 07-⁠7068 &amp; No. 15-⁠7041, Order (Nov. 16, 2017) (staying mandate “until the deadline passes for filing a certiorari petition in the Supreme Court” or if the court “receives notice the respondent has filed a petition the stay will continue until the Supreme Court’s final disposition”).</w:t>
       </w:r>
     </w:p>
     <w:p>
@@ -2146,9 +2104,7 @@
               <w:t xml:space="preserve"> </w:t>
             </w:r>
             <w:r>
-              <w:t xml:space="preserve">521</w:t>
-              <w:noBreakHyphen/>
-              <w:t xml:space="preserve">3921</w:t>
+              <w:t xml:space="preserve">521-⁠3921</w:t>
             </w:r>
           </w:p>
         </w:tc>
@@ -2538,9 +2494,7 @@
         <w:t xml:space="preserve"> </w:t>
       </w:r>
       <w:r>
-        <w:t xml:space="preserve">COVID</w:t>
-        <w:noBreakHyphen/>
-        <w:t xml:space="preserve">19</w:t>
+        <w:t xml:space="preserve">COVID-⁠19</w:t>
       </w:r>
       <w:r>
         <w:t xml:space="preserve"> </w:t>
@@ -3515,7 +3469,7 @@
     <w:qFormat/>
     <w:pPr>
       <w:keepLines/>
-      <w:spacing w:before="0" w:after="140" w:line="299" w:lineRule="exact"/>
+      <w:spacing w:before="23" w:after="140" w:line="299" w:lineRule="exact"/>
     </w:pPr>
     <w:rPr>
       <w:sz w:val="24"/>
